--- a/pr-preview/pr-677/vignettes/methodology.docx
+++ b/pr-preview/pr-677/vignettes/methodology.docx
@@ -29844,7 +29844,7 @@
               <w:rPr>
                 <w:rStyle w:val="VerbatimChar"/>
               </w:rPr>
-              <w:t xml:space="preserve">   Stratum sample_size lambda.sim cluster     n est.start incidence.rate      SE</w:t>
+              <w:t xml:space="preserve">   Stratum  sample_size lambda.sim cluster     n est.start incidence.rate     SE</w:t>
             </w:r>
             <w:r>
               <w:br/>
@@ -29853,7 +29853,7 @@
               <w:rPr>
                 <w:rStyle w:val="VerbatimChar"/>
               </w:rPr>
-              <w:t xml:space="preserve">   &lt;chr&gt;         &lt;dbl&gt;      &lt;dbl&gt;   &lt;int&gt; &lt;int&gt;     &lt;dbl&gt;          &lt;dbl&gt;   &lt;dbl&gt;</w:t>
+              <w:t xml:space="preserve">   &lt;chr&gt;          &lt;dbl&gt;      &lt;dbl&gt;   &lt;int&gt; &lt;int&gt;     &lt;dbl&gt;          &lt;dbl&gt;  &lt;dbl&gt;</w:t>
             </w:r>
             <w:r>
               <w:br/>
@@ -29862,7 +29862,7 @@
               <w:rPr>
                 <w:rStyle w:val="VerbatimChar"/>
               </w:rPr>
-              <w:t xml:space="preserve"> 1 Stratu…         100       0.05       1   100       0.1         0.0538 0.00957</w:t>
+              <w:t xml:space="preserve"> 1 Stratum…         100       0.05       1   100       0.1         0.0538 0.0136</w:t>
             </w:r>
             <w:r>
               <w:br/>
@@ -29871,7 +29871,7 @@
               <w:rPr>
                 <w:rStyle w:val="VerbatimChar"/>
               </w:rPr>
-              <w:t xml:space="preserve"> 2 Stratu…         100       0.05       2   100       0.1         0.0462 0.00869</w:t>
+              <w:t xml:space="preserve"> 2 Stratum…         100       0.05       2   100       0.1         0.0462 0.0113</w:t>
             </w:r>
             <w:r>
               <w:br/>
@@ -29880,7 +29880,7 @@
               <w:rPr>
                 <w:rStyle w:val="VerbatimChar"/>
               </w:rPr>
-              <w:t xml:space="preserve"> 3 Stratu…         100       0.05       3   100       0.1         0.0446 0.00801</w:t>
+              <w:t xml:space="preserve"> 3 Stratum…         100       0.05       3   100       0.1         0.0446 0.0109</w:t>
             </w:r>
             <w:r>
               <w:br/>
@@ -29889,7 +29889,7 @@
               <w:rPr>
                 <w:rStyle w:val="VerbatimChar"/>
               </w:rPr>
-              <w:t xml:space="preserve"> 4 Stratu…         100       0.05       4   100       0.1         0.0475 0.00819</w:t>
+              <w:t xml:space="preserve"> 4 Stratum…         100       0.05       4   100       0.1         0.0475 0.0109</w:t>
             </w:r>
             <w:r>
               <w:br/>
@@ -29898,7 +29898,7 @@
               <w:rPr>
                 <w:rStyle w:val="VerbatimChar"/>
               </w:rPr>
-              <w:t xml:space="preserve"> 5 Stratu…         100       0.05       5   100       0.1         0.0560 0.00896</w:t>
+              <w:t xml:space="preserve"> 5 Stratum…         100       0.05       5   100       0.1         0.0560 0.0131</w:t>
             </w:r>
             <w:r>
               <w:br/>
@@ -29907,7 +29907,7 @@
               <w:rPr>
                 <w:rStyle w:val="VerbatimChar"/>
               </w:rPr>
-              <w:t xml:space="preserve"> 6 Stratu…         100       0.05       6   100       0.1         0.0569 0.00961</w:t>
+              <w:t xml:space="preserve"> 6 Stratum…         100       0.05       6   100       0.1         0.0569 0.0126</w:t>
             </w:r>
             <w:r>
               <w:br/>
@@ -29916,7 +29916,7 @@
               <w:rPr>
                 <w:rStyle w:val="VerbatimChar"/>
               </w:rPr>
-              <w:t xml:space="preserve"> 7 Stratu…         100       0.05       7   100       0.1         0.0392 0.00743</w:t>
+              <w:t xml:space="preserve"> 7 Stratum…         100       0.05       7   100       0.1         0.0392 0.0100</w:t>
             </w:r>
             <w:r>
               <w:br/>
@@ -29925,7 +29925,7 @@
               <w:rPr>
                 <w:rStyle w:val="VerbatimChar"/>
               </w:rPr>
-              <w:t xml:space="preserve"> 8 Stratu…         100       0.05       8   100       0.1         0.0698 0.0108 </w:t>
+              <w:t xml:space="preserve"> 8 Stratum…         100       0.05       8   100       0.1         0.0698 0.0147</w:t>
             </w:r>
             <w:r>
               <w:br/>
@@ -29934,7 +29934,7 @@
               <w:rPr>
                 <w:rStyle w:val="VerbatimChar"/>
               </w:rPr>
-              <w:t xml:space="preserve"> 9 Stratu…         100       0.05       9   100       0.1         0.0557 0.00947</w:t>
+              <w:t xml:space="preserve"> 9 Stratum…         100       0.05       9   100       0.1         0.0557 0.0129</w:t>
             </w:r>
             <w:r>
               <w:br/>
@@ -29943,7 +29943,7 @@
               <w:rPr>
                 <w:rStyle w:val="VerbatimChar"/>
               </w:rPr>
-              <w:t xml:space="preserve">10 Stratu…         100       0.05      10   100       0.1         0.0416 0.00805</w:t>
+              <w:t xml:space="preserve">10 Stratum…         100       0.05      10   100       0.1         0.0416 0.0104</w:t>
             </w:r>
             <w:r>
               <w:br/>
@@ -30211,7 +30211,7 @@
         <w:rPr>
           <w:rStyle w:val="VerbatimChar"/>
         </w:rPr>
-        <w:t xml:space="preserve">[1] 13</w:t>
+        <w:t xml:space="preserve">[1] 10</w:t>
       </w:r>
     </w:p>
     <w:p>
@@ -30399,7 +30399,7 @@
         <w:rPr>
           <w:rStyle w:val="VerbatimChar"/>
         </w:rPr>
-        <w:t xml:space="preserve">sample_size 0.1 0.15 0.2 0.8</w:t>
+        <w:t xml:space="preserve">sample_size 0.1 0.15 0.2 0.5 0.8</w:t>
       </w:r>
       <w:r>
         <w:br/>
@@ -30408,7 +30408,7 @@
         <w:rPr>
           <w:rStyle w:val="VerbatimChar"/>
         </w:rPr>
-        <w:t xml:space="preserve">        100 100    0 100   0</w:t>
+        <w:t xml:space="preserve">        100   0  100   0 100   0</w:t>
       </w:r>
       <w:r>
         <w:br/>
@@ -30420,7 +30420,7 @@
         <w:rPr>
           <w:rStyle w:val="VerbatimChar"/>
         </w:rPr>
-        <w:t xml:space="preserve">, , cluster = 2, antigen_iso = HlyE_IgA</w:t>
+        <w:t xml:space="preserve">, , cluster = 7, antigen_iso = HlyE_IgA</w:t>
       </w:r>
       <w:r>
         <w:br/>
@@ -30441,7 +30441,7 @@
         <w:rPr>
           <w:rStyle w:val="VerbatimChar"/>
         </w:rPr>
-        <w:t xml:space="preserve">sample_size 0.1 0.15 0.2 0.8</w:t>
+        <w:t xml:space="preserve">sample_size 0.1 0.15 0.2 0.5 0.8</w:t>
       </w:r>
       <w:r>
         <w:br/>
@@ -30450,7 +30450,7 @@
         <w:rPr>
           <w:rStyle w:val="VerbatimChar"/>
         </w:rPr>
-        <w:t xml:space="preserve">        100   0    0   0 100</w:t>
+        <w:t xml:space="preserve">        100 100    0   0   0   0</w:t>
       </w:r>
       <w:r>
         <w:br/>
@@ -30462,7 +30462,7 @@
         <w:rPr>
           <w:rStyle w:val="VerbatimChar"/>
         </w:rPr>
-        <w:t xml:space="preserve">, , cluster = 5, antigen_iso = HlyE_IgA</w:t>
+        <w:t xml:space="preserve">, , cluster = 9, antigen_iso = HlyE_IgA</w:t>
       </w:r>
       <w:r>
         <w:br/>
@@ -30483,7 +30483,7 @@
         <w:rPr>
           <w:rStyle w:val="VerbatimChar"/>
         </w:rPr>
-        <w:t xml:space="preserve">sample_size 0.1 0.15 0.2 0.8</w:t>
+        <w:t xml:space="preserve">sample_size 0.1 0.15 0.2 0.5 0.8</w:t>
       </w:r>
       <w:r>
         <w:br/>
@@ -30492,7 +30492,7 @@
         <w:rPr>
           <w:rStyle w:val="VerbatimChar"/>
         </w:rPr>
-        <w:t xml:space="preserve">        100   0    0   0 100</w:t>
+        <w:t xml:space="preserve">        100   0  100   0   0   0</w:t>
       </w:r>
       <w:r>
         <w:br/>
@@ -30504,7 +30504,7 @@
         <w:rPr>
           <w:rStyle w:val="VerbatimChar"/>
         </w:rPr>
-        <w:t xml:space="preserve">, , cluster = 7, antigen_iso = HlyE_IgA</w:t>
+        <w:t xml:space="preserve">, , cluster = 13, antigen_iso = HlyE_IgA</w:t>
       </w:r>
       <w:r>
         <w:br/>
@@ -30525,7 +30525,7 @@
         <w:rPr>
           <w:rStyle w:val="VerbatimChar"/>
         </w:rPr>
-        <w:t xml:space="preserve">sample_size 0.1 0.15 0.2 0.8</w:t>
+        <w:t xml:space="preserve">sample_size 0.1 0.15 0.2 0.5 0.8</w:t>
       </w:r>
       <w:r>
         <w:br/>
@@ -30534,7 +30534,7 @@
         <w:rPr>
           <w:rStyle w:val="VerbatimChar"/>
         </w:rPr>
-        <w:t xml:space="preserve">        100 100    0   0   0</w:t>
+        <w:t xml:space="preserve">        100   0    0   0 100   0</w:t>
       </w:r>
       <w:r>
         <w:br/>
@@ -30546,7 +30546,7 @@
         <w:rPr>
           <w:rStyle w:val="VerbatimChar"/>
         </w:rPr>
-        <w:t xml:space="preserve">, , cluster = 8, antigen_iso = HlyE_IgA</w:t>
+        <w:t xml:space="preserve">, , cluster = 14, antigen_iso = HlyE_IgA</w:t>
       </w:r>
       <w:r>
         <w:br/>
@@ -30567,7 +30567,7 @@
         <w:rPr>
           <w:rStyle w:val="VerbatimChar"/>
         </w:rPr>
-        <w:t xml:space="preserve">sample_size 0.1 0.15 0.2 0.8</w:t>
+        <w:t xml:space="preserve">sample_size 0.1 0.15 0.2 0.5 0.8</w:t>
       </w:r>
       <w:r>
         <w:br/>
@@ -30576,7 +30576,7 @@
         <w:rPr>
           <w:rStyle w:val="VerbatimChar"/>
         </w:rPr>
-        <w:t xml:space="preserve">        100   0  100   0   0</w:t>
+        <w:t xml:space="preserve">        100   0    0   0   0 100</w:t>
       </w:r>
       <w:r>
         <w:br/>
@@ -30588,7 +30588,7 @@
         <w:rPr>
           <w:rStyle w:val="VerbatimChar"/>
         </w:rPr>
-        <w:t xml:space="preserve">, , cluster = 9, antigen_iso = HlyE_IgA</w:t>
+        <w:t xml:space="preserve">, , cluster = 15, antigen_iso = HlyE_IgA</w:t>
       </w:r>
       <w:r>
         <w:br/>
@@ -30609,7 +30609,7 @@
         <w:rPr>
           <w:rStyle w:val="VerbatimChar"/>
         </w:rPr>
-        <w:t xml:space="preserve">sample_size 0.1 0.15 0.2 0.8</w:t>
+        <w:t xml:space="preserve">sample_size 0.1 0.15 0.2 0.5 0.8</w:t>
       </w:r>
       <w:r>
         <w:br/>
@@ -30618,7 +30618,7 @@
         <w:rPr>
           <w:rStyle w:val="VerbatimChar"/>
         </w:rPr>
-        <w:t xml:space="preserve">        100   0  100   0   0</w:t>
+        <w:t xml:space="preserve">        100   0    0 100   0   0</w:t>
       </w:r>
       <w:r>
         <w:br/>
@@ -30630,7 +30630,7 @@
         <w:rPr>
           <w:rStyle w:val="VerbatimChar"/>
         </w:rPr>
-        <w:t xml:space="preserve">, , cluster = 12, antigen_iso = HlyE_IgA</w:t>
+        <w:t xml:space="preserve">, , cluster = 16, antigen_iso = HlyE_IgA</w:t>
       </w:r>
       <w:r>
         <w:br/>
@@ -30651,7 +30651,7 @@
         <w:rPr>
           <w:rStyle w:val="VerbatimChar"/>
         </w:rPr>
-        <w:t xml:space="preserve">sample_size 0.1 0.15 0.2 0.8</w:t>
+        <w:t xml:space="preserve">sample_size 0.1 0.15 0.2 0.5 0.8</w:t>
       </w:r>
       <w:r>
         <w:br/>
@@ -30660,7 +30660,7 @@
         <w:rPr>
           <w:rStyle w:val="VerbatimChar"/>
         </w:rPr>
-        <w:t xml:space="preserve">        100   0  100 100   0</w:t>
+        <w:t xml:space="preserve">        100   0  100   0   0   0</w:t>
       </w:r>
       <w:r>
         <w:br/>
@@ -30672,7 +30672,7 @@
         <w:rPr>
           <w:rStyle w:val="VerbatimChar"/>
         </w:rPr>
-        <w:t xml:space="preserve">, , cluster = 14, antigen_iso = HlyE_IgA</w:t>
+        <w:t xml:space="preserve">, , cluster = 17, antigen_iso = HlyE_IgA</w:t>
       </w:r>
       <w:r>
         <w:br/>
@@ -30693,7 +30693,7 @@
         <w:rPr>
           <w:rStyle w:val="VerbatimChar"/>
         </w:rPr>
-        <w:t xml:space="preserve">sample_size 0.1 0.15 0.2 0.8</w:t>
+        <w:t xml:space="preserve">sample_size 0.1 0.15 0.2 0.5 0.8</w:t>
       </w:r>
       <w:r>
         <w:br/>
@@ -30702,7 +30702,7 @@
         <w:rPr>
           <w:rStyle w:val="VerbatimChar"/>
         </w:rPr>
-        <w:t xml:space="preserve">        100   0    0 100   0</w:t>
+        <w:t xml:space="preserve">        100   0    0   0 100   0</w:t>
       </w:r>
       <w:r>
         <w:br/>
@@ -30714,7 +30714,7 @@
         <w:rPr>
           <w:rStyle w:val="VerbatimChar"/>
         </w:rPr>
-        <w:t xml:space="preserve">, , cluster = 15, antigen_iso = HlyE_IgA</w:t>
+        <w:t xml:space="preserve">, , cluster = 19, antigen_iso = HlyE_IgA</w:t>
       </w:r>
       <w:r>
         <w:br/>
@@ -30735,7 +30735,7 @@
         <w:rPr>
           <w:rStyle w:val="VerbatimChar"/>
         </w:rPr>
-        <w:t xml:space="preserve">sample_size 0.1 0.15 0.2 0.8</w:t>
+        <w:t xml:space="preserve">sample_size 0.1 0.15 0.2 0.5 0.8</w:t>
       </w:r>
       <w:r>
         <w:br/>
@@ -30744,7 +30744,7 @@
         <w:rPr>
           <w:rStyle w:val="VerbatimChar"/>
         </w:rPr>
-        <w:t xml:space="preserve">        100 100    0   0   0</w:t>
+        <w:t xml:space="preserve">        100   0    0   0 100   0</w:t>
       </w:r>
       <w:r>
         <w:br/>
@@ -30756,7 +30756,7 @@
         <w:rPr>
           <w:rStyle w:val="VerbatimChar"/>
         </w:rPr>
-        <w:t xml:space="preserve">, , cluster = 16, antigen_iso = HlyE_IgA</w:t>
+        <w:t xml:space="preserve">, , cluster = 1, antigen_iso = HlyE_IgG</w:t>
       </w:r>
       <w:r>
         <w:br/>
@@ -30777,7 +30777,7 @@
         <w:rPr>
           <w:rStyle w:val="VerbatimChar"/>
         </w:rPr>
-        <w:t xml:space="preserve">sample_size 0.1 0.15 0.2 0.8</w:t>
+        <w:t xml:space="preserve">sample_size 0.1 0.15 0.2 0.5 0.8</w:t>
       </w:r>
       <w:r>
         <w:br/>
@@ -30786,7 +30786,7 @@
         <w:rPr>
           <w:rStyle w:val="VerbatimChar"/>
         </w:rPr>
-        <w:t xml:space="preserve">        100   0    0 100   0</w:t>
+        <w:t xml:space="preserve">        100   0  100   0 100   0</w:t>
       </w:r>
       <w:r>
         <w:br/>
@@ -30798,7 +30798,7 @@
         <w:rPr>
           <w:rStyle w:val="VerbatimChar"/>
         </w:rPr>
-        <w:t xml:space="preserve">, , cluster = 20, antigen_iso = HlyE_IgA</w:t>
+        <w:t xml:space="preserve">, , cluster = 7, antigen_iso = HlyE_IgG</w:t>
       </w:r>
       <w:r>
         <w:br/>
@@ -30819,7 +30819,7 @@
         <w:rPr>
           <w:rStyle w:val="VerbatimChar"/>
         </w:rPr>
-        <w:t xml:space="preserve">sample_size 0.1 0.15 0.2 0.8</w:t>
+        <w:t xml:space="preserve">sample_size 0.1 0.15 0.2 0.5 0.8</w:t>
       </w:r>
       <w:r>
         <w:br/>
@@ -30828,7 +30828,7 @@
         <w:rPr>
           <w:rStyle w:val="VerbatimChar"/>
         </w:rPr>
-        <w:t xml:space="preserve">        100   0    0 100   0</w:t>
+        <w:t xml:space="preserve">        100 100    0   0   0   0</w:t>
       </w:r>
       <w:r>
         <w:br/>
@@ -30840,7 +30840,7 @@
         <w:rPr>
           <w:rStyle w:val="VerbatimChar"/>
         </w:rPr>
-        <w:t xml:space="preserve">, , cluster = 1, antigen_iso = HlyE_IgG</w:t>
+        <w:t xml:space="preserve">, , cluster = 9, antigen_iso = HlyE_IgG</w:t>
       </w:r>
       <w:r>
         <w:br/>
@@ -30861,7 +30861,7 @@
         <w:rPr>
           <w:rStyle w:val="VerbatimChar"/>
         </w:rPr>
-        <w:t xml:space="preserve">sample_size 0.1 0.15 0.2 0.8</w:t>
+        <w:t xml:space="preserve">sample_size 0.1 0.15 0.2 0.5 0.8</w:t>
       </w:r>
       <w:r>
         <w:br/>
@@ -30870,7 +30870,7 @@
         <w:rPr>
           <w:rStyle w:val="VerbatimChar"/>
         </w:rPr>
-        <w:t xml:space="preserve">        100 100    0 100   0</w:t>
+        <w:t xml:space="preserve">        100   0  100   0   0   0</w:t>
       </w:r>
       <w:r>
         <w:br/>
@@ -30882,7 +30882,7 @@
         <w:rPr>
           <w:rStyle w:val="VerbatimChar"/>
         </w:rPr>
-        <w:t xml:space="preserve">, , cluster = 2, antigen_iso = HlyE_IgG</w:t>
+        <w:t xml:space="preserve">, , cluster = 13, antigen_iso = HlyE_IgG</w:t>
       </w:r>
       <w:r>
         <w:br/>
@@ -30903,7 +30903,7 @@
         <w:rPr>
           <w:rStyle w:val="VerbatimChar"/>
         </w:rPr>
-        <w:t xml:space="preserve">sample_size 0.1 0.15 0.2 0.8</w:t>
+        <w:t xml:space="preserve">sample_size 0.1 0.15 0.2 0.5 0.8</w:t>
       </w:r>
       <w:r>
         <w:br/>
@@ -30912,7 +30912,7 @@
         <w:rPr>
           <w:rStyle w:val="VerbatimChar"/>
         </w:rPr>
-        <w:t xml:space="preserve">        100   0    0   0 100</w:t>
+        <w:t xml:space="preserve">        100   0    0   0 100   0</w:t>
       </w:r>
       <w:r>
         <w:br/>
@@ -30924,7 +30924,7 @@
         <w:rPr>
           <w:rStyle w:val="VerbatimChar"/>
         </w:rPr>
-        <w:t xml:space="preserve">, , cluster = 5, antigen_iso = HlyE_IgG</w:t>
+        <w:t xml:space="preserve">, , cluster = 14, antigen_iso = HlyE_IgG</w:t>
       </w:r>
       <w:r>
         <w:br/>
@@ -30945,7 +30945,7 @@
         <w:rPr>
           <w:rStyle w:val="VerbatimChar"/>
         </w:rPr>
-        <w:t xml:space="preserve">sample_size 0.1 0.15 0.2 0.8</w:t>
+        <w:t xml:space="preserve">sample_size 0.1 0.15 0.2 0.5 0.8</w:t>
       </w:r>
       <w:r>
         <w:br/>
@@ -30954,7 +30954,7 @@
         <w:rPr>
           <w:rStyle w:val="VerbatimChar"/>
         </w:rPr>
-        <w:t xml:space="preserve">        100   0    0   0 100</w:t>
+        <w:t xml:space="preserve">        100   0    0   0   0 100</w:t>
       </w:r>
       <w:r>
         <w:br/>
@@ -30966,7 +30966,7 @@
         <w:rPr>
           <w:rStyle w:val="VerbatimChar"/>
         </w:rPr>
-        <w:t xml:space="preserve">, , cluster = 7, antigen_iso = HlyE_IgG</w:t>
+        <w:t xml:space="preserve">, , cluster = 15, antigen_iso = HlyE_IgG</w:t>
       </w:r>
       <w:r>
         <w:br/>
@@ -30987,7 +30987,7 @@
         <w:rPr>
           <w:rStyle w:val="VerbatimChar"/>
         </w:rPr>
-        <w:t xml:space="preserve">sample_size 0.1 0.15 0.2 0.8</w:t>
+        <w:t xml:space="preserve">sample_size 0.1 0.15 0.2 0.5 0.8</w:t>
       </w:r>
       <w:r>
         <w:br/>
@@ -30996,7 +30996,7 @@
         <w:rPr>
           <w:rStyle w:val="VerbatimChar"/>
         </w:rPr>
-        <w:t xml:space="preserve">        100 100    0   0   0</w:t>
+        <w:t xml:space="preserve">        100   0    0 100   0   0</w:t>
       </w:r>
       <w:r>
         <w:br/>
@@ -31008,7 +31008,7 @@
         <w:rPr>
           <w:rStyle w:val="VerbatimChar"/>
         </w:rPr>
-        <w:t xml:space="preserve">, , cluster = 8, antigen_iso = HlyE_IgG</w:t>
+        <w:t xml:space="preserve">, , cluster = 16, antigen_iso = HlyE_IgG</w:t>
       </w:r>
       <w:r>
         <w:br/>
@@ -31029,7 +31029,7 @@
         <w:rPr>
           <w:rStyle w:val="VerbatimChar"/>
         </w:rPr>
-        <w:t xml:space="preserve">sample_size 0.1 0.15 0.2 0.8</w:t>
+        <w:t xml:space="preserve">sample_size 0.1 0.15 0.2 0.5 0.8</w:t>
       </w:r>
       <w:r>
         <w:br/>
@@ -31038,7 +31038,7 @@
         <w:rPr>
           <w:rStyle w:val="VerbatimChar"/>
         </w:rPr>
-        <w:t xml:space="preserve">        100   0  100   0   0</w:t>
+        <w:t xml:space="preserve">        100   0  100   0   0   0</w:t>
       </w:r>
       <w:r>
         <w:br/>
@@ -31050,7 +31050,7 @@
         <w:rPr>
           <w:rStyle w:val="VerbatimChar"/>
         </w:rPr>
-        <w:t xml:space="preserve">, , cluster = 9, antigen_iso = HlyE_IgG</w:t>
+        <w:t xml:space="preserve">, , cluster = 17, antigen_iso = HlyE_IgG</w:t>
       </w:r>
       <w:r>
         <w:br/>
@@ -31071,7 +31071,7 @@
         <w:rPr>
           <w:rStyle w:val="VerbatimChar"/>
         </w:rPr>
-        <w:t xml:space="preserve">sample_size 0.1 0.15 0.2 0.8</w:t>
+        <w:t xml:space="preserve">sample_size 0.1 0.15 0.2 0.5 0.8</w:t>
       </w:r>
       <w:r>
         <w:br/>
@@ -31080,7 +31080,7 @@
         <w:rPr>
           <w:rStyle w:val="VerbatimChar"/>
         </w:rPr>
-        <w:t xml:space="preserve">        100   0  100   0   0</w:t>
+        <w:t xml:space="preserve">        100   0    0   0 100   0</w:t>
       </w:r>
       <w:r>
         <w:br/>
@@ -31092,7 +31092,7 @@
         <w:rPr>
           <w:rStyle w:val="VerbatimChar"/>
         </w:rPr>
-        <w:t xml:space="preserve">, , cluster = 12, antigen_iso = HlyE_IgG</w:t>
+        <w:t xml:space="preserve">, , cluster = 19, antigen_iso = HlyE_IgG</w:t>
       </w:r>
       <w:r>
         <w:br/>
@@ -31113,7 +31113,7 @@
         <w:rPr>
           <w:rStyle w:val="VerbatimChar"/>
         </w:rPr>
-        <w:t xml:space="preserve">sample_size 0.1 0.15 0.2 0.8</w:t>
+        <w:t xml:space="preserve">sample_size 0.1 0.15 0.2 0.5 0.8</w:t>
       </w:r>
       <w:r>
         <w:br/>
@@ -31122,31 +31122,54 @@
         <w:rPr>
           <w:rStyle w:val="VerbatimChar"/>
         </w:rPr>
-        <w:t xml:space="preserve">        100   0  100 100   0</w:t>
+        <w:t xml:space="preserve">        100   0    0   0 100   0</w:t>
+      </w:r>
+    </w:p>
+    <w:p>
+      <w:pPr>
+        <w:pStyle w:val="SourceCode"/>
+      </w:pPr>
+      <w:r>
+        <w:rPr>
+          <w:rStyle w:val="VerbatimChar"/>
+        </w:rPr>
+        <w:t xml:space="preserve">Warning: `nlm()` may not have reached the maximum likelihood estimate.</w:t>
       </w:r>
       <w:r>
         <w:br/>
       </w:r>
       <w:r>
+        <w:rPr>
+          <w:rStyle w:val="VerbatimChar"/>
+        </w:rPr>
+        <w:t xml:space="preserve">`nlm()` completed with the following convergence code:</w:t>
+      </w:r>
+      <w:r>
         <w:br/>
       </w:r>
       <w:r>
         <w:rPr>
           <w:rStyle w:val="VerbatimChar"/>
         </w:rPr>
-        <w:t xml:space="preserve">, , cluster = 14, antigen_iso = HlyE_IgG</w:t>
+        <w:t xml:space="preserve">3: Last global step failed to locate a point lower than x. Either x is an</w:t>
       </w:r>
       <w:r>
         <w:br/>
       </w:r>
       <w:r>
+        <w:rPr>
+          <w:rStyle w:val="VerbatimChar"/>
+        </w:rPr>
+        <w:t xml:space="preserve">approximate local minimum of the function, the function is too non-linear for</w:t>
+      </w:r>
+      <w:r>
         <w:br/>
       </w:r>
       <w:r>
         <w:rPr>
           <w:rStyle w:val="VerbatimChar"/>
         </w:rPr>
-        <w:t xml:space="preserve">           lambda.sim</w:t>
+        <w:t xml:space="preserve">this algorithm, or `stepmin` in `est_seroincidence()` (a.k.a. `steptol` in</w:t>
       </w:r>
       <w:r>
         <w:br/>
@@ -31155,7 +31178,7 @@
         <w:rPr>
           <w:rStyle w:val="VerbatimChar"/>
         </w:rPr>
-        <w:t xml:space="preserve">sample_size 0.1 0.15 0.2 0.8</w:t>
+        <w:t xml:space="preserve">`nlm()`) is too large.</w:t>
       </w:r>
       <w:r>
         <w:br/>
@@ -31164,31 +31187,43 @@
         <w:rPr>
           <w:rStyle w:val="VerbatimChar"/>
         </w:rPr>
-        <w:t xml:space="preserve">        100   0    0 100   0</w:t>
+        <w:t xml:space="preserve">`nlm()` may not have reached the maximum likelihood estimate.</w:t>
       </w:r>
       <w:r>
         <w:br/>
       </w:r>
       <w:r>
+        <w:rPr>
+          <w:rStyle w:val="VerbatimChar"/>
+        </w:rPr>
+        <w:t xml:space="preserve">`nlm()` completed with the following convergence code:</w:t>
+      </w:r>
+      <w:r>
         <w:br/>
       </w:r>
       <w:r>
         <w:rPr>
           <w:rStyle w:val="VerbatimChar"/>
         </w:rPr>
-        <w:t xml:space="preserve">, , cluster = 15, antigen_iso = HlyE_IgG</w:t>
+        <w:t xml:space="preserve">3: Last global step failed to locate a point lower than x. Either x is an</w:t>
       </w:r>
       <w:r>
         <w:br/>
       </w:r>
       <w:r>
+        <w:rPr>
+          <w:rStyle w:val="VerbatimChar"/>
+        </w:rPr>
+        <w:t xml:space="preserve">approximate local minimum of the function, the function is too non-linear for</w:t>
+      </w:r>
+      <w:r>
         <w:br/>
       </w:r>
       <w:r>
         <w:rPr>
           <w:rStyle w:val="VerbatimChar"/>
         </w:rPr>
-        <w:t xml:space="preserve">           lambda.sim</w:t>
+        <w:t xml:space="preserve">this algorithm, or `stepmin` in `est_seroincidence()` (a.k.a. `steptol` in</w:t>
       </w:r>
       <w:r>
         <w:br/>
@@ -31197,7 +31232,7 @@
         <w:rPr>
           <w:rStyle w:val="VerbatimChar"/>
         </w:rPr>
-        <w:t xml:space="preserve">sample_size 0.1 0.15 0.2 0.8</w:t>
+        <w:t xml:space="preserve">`nlm()`) is too large.</w:t>
       </w:r>
       <w:r>
         <w:br/>
@@ -31206,31 +31241,43 @@
         <w:rPr>
           <w:rStyle w:val="VerbatimChar"/>
         </w:rPr>
-        <w:t xml:space="preserve">        100 100    0   0   0</w:t>
+        <w:t xml:space="preserve">`nlm()` may not have reached the maximum likelihood estimate.</w:t>
       </w:r>
       <w:r>
         <w:br/>
       </w:r>
       <w:r>
+        <w:rPr>
+          <w:rStyle w:val="VerbatimChar"/>
+        </w:rPr>
+        <w:t xml:space="preserve">`nlm()` completed with the following convergence code:</w:t>
+      </w:r>
+      <w:r>
         <w:br/>
       </w:r>
       <w:r>
         <w:rPr>
           <w:rStyle w:val="VerbatimChar"/>
         </w:rPr>
-        <w:t xml:space="preserve">, , cluster = 16, antigen_iso = HlyE_IgG</w:t>
+        <w:t xml:space="preserve">3: Last global step failed to locate a point lower than x. Either x is an</w:t>
       </w:r>
       <w:r>
         <w:br/>
       </w:r>
       <w:r>
+        <w:rPr>
+          <w:rStyle w:val="VerbatimChar"/>
+        </w:rPr>
+        <w:t xml:space="preserve">approximate local minimum of the function, the function is too non-linear for</w:t>
+      </w:r>
+      <w:r>
         <w:br/>
       </w:r>
       <w:r>
         <w:rPr>
           <w:rStyle w:val="VerbatimChar"/>
         </w:rPr>
-        <w:t xml:space="preserve">           lambda.sim</w:t>
+        <w:t xml:space="preserve">this algorithm, or `stepmin` in `est_seroincidence()` (a.k.a. `steptol` in</w:t>
       </w:r>
       <w:r>
         <w:br/>
@@ -31239,7 +31286,7 @@
         <w:rPr>
           <w:rStyle w:val="VerbatimChar"/>
         </w:rPr>
-        <w:t xml:space="preserve">sample_size 0.1 0.15 0.2 0.8</w:t>
+        <w:t xml:space="preserve">`nlm()`) is too large.</w:t>
       </w:r>
       <w:r>
         <w:br/>
@@ -31248,31 +31295,43 @@
         <w:rPr>
           <w:rStyle w:val="VerbatimChar"/>
         </w:rPr>
-        <w:t xml:space="preserve">        100   0    0 100   0</w:t>
+        <w:t xml:space="preserve">`nlm()` may not have reached the maximum likelihood estimate.</w:t>
       </w:r>
       <w:r>
         <w:br/>
       </w:r>
       <w:r>
+        <w:rPr>
+          <w:rStyle w:val="VerbatimChar"/>
+        </w:rPr>
+        <w:t xml:space="preserve">`nlm()` completed with the following convergence code:</w:t>
+      </w:r>
+      <w:r>
         <w:br/>
       </w:r>
       <w:r>
         <w:rPr>
           <w:rStyle w:val="VerbatimChar"/>
         </w:rPr>
-        <w:t xml:space="preserve">, , cluster = 20, antigen_iso = HlyE_IgG</w:t>
+        <w:t xml:space="preserve">3: Last global step failed to locate a point lower than x. Either x is an</w:t>
       </w:r>
       <w:r>
         <w:br/>
       </w:r>
       <w:r>
+        <w:rPr>
+          <w:rStyle w:val="VerbatimChar"/>
+        </w:rPr>
+        <w:t xml:space="preserve">approximate local minimum of the function, the function is too non-linear for</w:t>
+      </w:r>
+      <w:r>
         <w:br/>
       </w:r>
       <w:r>
         <w:rPr>
           <w:rStyle w:val="VerbatimChar"/>
         </w:rPr>
-        <w:t xml:space="preserve">           lambda.sim</w:t>
+        <w:t xml:space="preserve">this algorithm, or `stepmin` in `est_seroincidence()` (a.k.a. `steptol` in</w:t>
       </w:r>
       <w:r>
         <w:br/>
@@ -31281,7 +31340,7 @@
         <w:rPr>
           <w:rStyle w:val="VerbatimChar"/>
         </w:rPr>
-        <w:t xml:space="preserve">sample_size 0.1 0.15 0.2 0.8</w:t>
+        <w:t xml:space="preserve">`nlm()`) is too large.</w:t>
       </w:r>
       <w:r>
         <w:br/>
@@ -31290,18 +31349,223 @@
         <w:rPr>
           <w:rStyle w:val="VerbatimChar"/>
         </w:rPr>
-        <w:t xml:space="preserve">        100   0    0 100   0</w:t>
-      </w:r>
-    </w:p>
-    <w:p>
-      <w:pPr>
-        <w:pStyle w:val="SourceCode"/>
-      </w:pPr>
+        <w:t xml:space="preserve">`nlm()` may not have reached the maximum likelihood estimate.</w:t>
+      </w:r>
+      <w:r>
+        <w:br/>
+      </w:r>
       <w:r>
         <w:rPr>
           <w:rStyle w:val="VerbatimChar"/>
         </w:rPr>
-        <w:t xml:space="preserve">Warning: `nlm()` may not have reached the maximum likelihood estimate.</w:t>
+        <w:t xml:space="preserve">`nlm()` completed with the following convergence code:</w:t>
+      </w:r>
+      <w:r>
+        <w:br/>
+      </w:r>
+      <w:r>
+        <w:rPr>
+          <w:rStyle w:val="VerbatimChar"/>
+        </w:rPr>
+        <w:t xml:space="preserve">3: Last global step failed to locate a point lower than x. Either x is an</w:t>
+      </w:r>
+      <w:r>
+        <w:br/>
+      </w:r>
+      <w:r>
+        <w:rPr>
+          <w:rStyle w:val="VerbatimChar"/>
+        </w:rPr>
+        <w:t xml:space="preserve">approximate local minimum of the function, the function is too non-linear for</w:t>
+      </w:r>
+      <w:r>
+        <w:br/>
+      </w:r>
+      <w:r>
+        <w:rPr>
+          <w:rStyle w:val="VerbatimChar"/>
+        </w:rPr>
+        <w:t xml:space="preserve">this algorithm, or `stepmin` in `est_seroincidence()` (a.k.a. `steptol` in</w:t>
+      </w:r>
+      <w:r>
+        <w:br/>
+      </w:r>
+      <w:r>
+        <w:rPr>
+          <w:rStyle w:val="VerbatimChar"/>
+        </w:rPr>
+        <w:t xml:space="preserve">`nlm()`) is too large.</w:t>
+      </w:r>
+      <w:r>
+        <w:br/>
+      </w:r>
+      <w:r>
+        <w:rPr>
+          <w:rStyle w:val="VerbatimChar"/>
+        </w:rPr>
+        <w:t xml:space="preserve">`nlm()` may not have reached the maximum likelihood estimate.</w:t>
+      </w:r>
+      <w:r>
+        <w:br/>
+      </w:r>
+      <w:r>
+        <w:rPr>
+          <w:rStyle w:val="VerbatimChar"/>
+        </w:rPr>
+        <w:t xml:space="preserve">`nlm()` completed with the following convergence code:</w:t>
+      </w:r>
+      <w:r>
+        <w:br/>
+      </w:r>
+      <w:r>
+        <w:rPr>
+          <w:rStyle w:val="VerbatimChar"/>
+        </w:rPr>
+        <w:t xml:space="preserve">3: Last global step failed to locate a point lower than x. Either x is an</w:t>
+      </w:r>
+      <w:r>
+        <w:br/>
+      </w:r>
+      <w:r>
+        <w:rPr>
+          <w:rStyle w:val="VerbatimChar"/>
+        </w:rPr>
+        <w:t xml:space="preserve">approximate local minimum of the function, the function is too non-linear for</w:t>
+      </w:r>
+      <w:r>
+        <w:br/>
+      </w:r>
+      <w:r>
+        <w:rPr>
+          <w:rStyle w:val="VerbatimChar"/>
+        </w:rPr>
+        <w:t xml:space="preserve">this algorithm, or `stepmin` in `est_seroincidence()` (a.k.a. `steptol` in</w:t>
+      </w:r>
+      <w:r>
+        <w:br/>
+      </w:r>
+      <w:r>
+        <w:rPr>
+          <w:rStyle w:val="VerbatimChar"/>
+        </w:rPr>
+        <w:t xml:space="preserve">`nlm()`) is too large.</w:t>
+      </w:r>
+      <w:r>
+        <w:br/>
+      </w:r>
+      <w:r>
+        <w:rPr>
+          <w:rStyle w:val="VerbatimChar"/>
+        </w:rPr>
+        <w:t xml:space="preserve">`nlm()` may not have reached the maximum likelihood estimate.</w:t>
+      </w:r>
+      <w:r>
+        <w:br/>
+      </w:r>
+      <w:r>
+        <w:rPr>
+          <w:rStyle w:val="VerbatimChar"/>
+        </w:rPr>
+        <w:t xml:space="preserve">`nlm()` completed with the following convergence code:</w:t>
+      </w:r>
+      <w:r>
+        <w:br/>
+      </w:r>
+      <w:r>
+        <w:rPr>
+          <w:rStyle w:val="VerbatimChar"/>
+        </w:rPr>
+        <w:t xml:space="preserve">3: Last global step failed to locate a point lower than x. Either x is an</w:t>
+      </w:r>
+      <w:r>
+        <w:br/>
+      </w:r>
+      <w:r>
+        <w:rPr>
+          <w:rStyle w:val="VerbatimChar"/>
+        </w:rPr>
+        <w:t xml:space="preserve">approximate local minimum of the function, the function is too non-linear for</w:t>
+      </w:r>
+      <w:r>
+        <w:br/>
+      </w:r>
+      <w:r>
+        <w:rPr>
+          <w:rStyle w:val="VerbatimChar"/>
+        </w:rPr>
+        <w:t xml:space="preserve">this algorithm, or `stepmin` in `est_seroincidence()` (a.k.a. `steptol` in</w:t>
+      </w:r>
+      <w:r>
+        <w:br/>
+      </w:r>
+      <w:r>
+        <w:rPr>
+          <w:rStyle w:val="VerbatimChar"/>
+        </w:rPr>
+        <w:t xml:space="preserve">`nlm()`) is too large.</w:t>
+      </w:r>
+      <w:r>
+        <w:br/>
+      </w:r>
+      <w:r>
+        <w:rPr>
+          <w:rStyle w:val="VerbatimChar"/>
+        </w:rPr>
+        <w:t xml:space="preserve">`nlm()` may not have reached the maximum likelihood estimate.</w:t>
+      </w:r>
+      <w:r>
+        <w:br/>
+      </w:r>
+      <w:r>
+        <w:rPr>
+          <w:rStyle w:val="VerbatimChar"/>
+        </w:rPr>
+        <w:t xml:space="preserve">`nlm()` completed with the following convergence code:</w:t>
+      </w:r>
+      <w:r>
+        <w:br/>
+      </w:r>
+      <w:r>
+        <w:rPr>
+          <w:rStyle w:val="VerbatimChar"/>
+        </w:rPr>
+        <w:t xml:space="preserve">3: Last global step failed to locate a point lower than x. Either x is an</w:t>
+      </w:r>
+      <w:r>
+        <w:br/>
+      </w:r>
+      <w:r>
+        <w:rPr>
+          <w:rStyle w:val="VerbatimChar"/>
+        </w:rPr>
+        <w:t xml:space="preserve">approximate local minimum of the function, the function is too non-linear for</w:t>
+      </w:r>
+      <w:r>
+        <w:br/>
+      </w:r>
+      <w:r>
+        <w:rPr>
+          <w:rStyle w:val="VerbatimChar"/>
+        </w:rPr>
+        <w:t xml:space="preserve">this algorithm, or `stepmin` in `est_seroincidence()` (a.k.a. `steptol` in</w:t>
+      </w:r>
+      <w:r>
+        <w:br/>
+      </w:r>
+      <w:r>
+        <w:rPr>
+          <w:rStyle w:val="VerbatimChar"/>
+        </w:rPr>
+        <w:t xml:space="preserve">`nlm()`) is too large.</w:t>
+      </w:r>
+      <w:r>
+        <w:br/>
+      </w:r>
+      <w:r>
+        <w:rPr>
+          <w:rStyle w:val="VerbatimChar"/>
+        </w:rPr>
+        <w:t xml:space="preserve">`nlm()` may not have reached the maximum likelihood estimate.</w:t>
       </w:r>
       <w:r>
         <w:br/>
@@ -31637,7 +31901,7 @@
         <w:rPr>
           <w:rStyle w:val="VerbatimChar"/>
         </w:rPr>
-        <w:t xml:space="preserve">1       0.05         100 0.00292     0.00905       0.0102 0.0103        0.0362</w:t>
+        <w:t xml:space="preserve">1       0.05         100 0.00292      0.0122       0.0102 0.0103        0.0493</w:t>
       </w:r>
       <w:r>
         <w:br/>
@@ -31646,7 +31910,7 @@
         <w:rPr>
           <w:rStyle w:val="VerbatimChar"/>
         </w:rPr>
-        <w:t xml:space="preserve">2       0.1          100 0.00894     0.0144        0.0204 0.0218        0.0571</w:t>
+        <w:t xml:space="preserve">2       0.1          100 0.00894      0.0197       0.0204 0.0218        0.0787</w:t>
       </w:r>
       <w:r>
         <w:br/>
@@ -31655,7 +31919,7 @@
         <w:rPr>
           <w:rStyle w:val="VerbatimChar"/>
         </w:rPr>
-        <w:t xml:space="preserve">3       0.15         100 0.0222      0.0199        0.0183 0.0285        0.0786</w:t>
+        <w:t xml:space="preserve">3       0.15         100 0.0222       0.0276       0.0183 0.0285        0.110 </w:t>
       </w:r>
       <w:r>
         <w:br/>
@@ -31664,7 +31928,7 @@
         <w:rPr>
           <w:rStyle w:val="VerbatimChar"/>
         </w:rPr>
-        <w:t xml:space="preserve">4       0.2          100 0.0269      0.0242        0.0319 0.0411        0.0957</w:t>
+        <w:t xml:space="preserve">4       0.2          100 0.0269       0.0332       0.0319 0.0411        0.132 </w:t>
       </w:r>
       <w:r>
         <w:br/>
@@ -31673,7 +31937,7 @@
         <w:rPr>
           <w:rStyle w:val="VerbatimChar"/>
         </w:rPr>
-        <w:t xml:space="preserve">5       0.5          100 0.0857      0.0568        0.0758 0.113         0.224 </w:t>
+        <w:t xml:space="preserve">5       0.5          100 0.0857       0.0786       0.0758 0.113         0.312 </w:t>
       </w:r>
       <w:r>
         <w:br/>
@@ -31682,7 +31946,7 @@
         <w:rPr>
           <w:rStyle w:val="VerbatimChar"/>
         </w:rPr>
-        <w:t xml:space="preserve">6       0.8          100 0.172       0.0989        0.115  0.205         0.390 </w:t>
+        <w:t xml:space="preserve">6       0.8          100 0.172        0.143        0.115  0.205         0.568 </w:t>
       </w:r>
       <w:r>
         <w:br/>
@@ -31932,7 +32196,7 @@
               <w:rPr>
                 <w:rStyle w:val="VerbatimChar"/>
               </w:rPr>
-              <w:t xml:space="preserve"> 1       0.05 composite  0.00292      0.0102      0.00905        0.85</w:t>
+              <w:t xml:space="preserve"> 1       0.05 composite  0.00292      0.0102      0.0122         1   </w:t>
             </w:r>
             <w:r>
               <w:br/>
@@ -31950,7 +32214,7 @@
               <w:rPr>
                 <w:rStyle w:val="VerbatimChar"/>
               </w:rPr>
-              <w:t xml:space="preserve"> 3       0.1  composite  0.00894      0.0204      0.0144         0.8 </w:t>
+              <w:t xml:space="preserve"> 3       0.1  composite  0.00894      0.0204      0.0197         0.85</w:t>
             </w:r>
             <w:r>
               <w:br/>
@@ -31968,7 +32232,7 @@
               <w:rPr>
                 <w:rStyle w:val="VerbatimChar"/>
               </w:rPr>
-              <w:t xml:space="preserve"> 5       0.15 composite  0.0222       0.0183      0.0199         0.85</w:t>
+              <w:t xml:space="preserve"> 5       0.15 composite  0.0222       0.0183      0.0276         0.9 </w:t>
             </w:r>
             <w:r>
               <w:br/>
@@ -31986,7 +32250,7 @@
               <w:rPr>
                 <w:rStyle w:val="VerbatimChar"/>
               </w:rPr>
-              <w:t xml:space="preserve"> 7       0.2  composite  0.0269       0.0319      0.0242         0.7 </w:t>
+              <w:t xml:space="preserve"> 7       0.2  composite  0.0269       0.0319      0.0332         0.8 </w:t>
             </w:r>
             <w:r>
               <w:br/>
@@ -32004,7 +32268,7 @@
               <w:rPr>
                 <w:rStyle w:val="VerbatimChar"/>
               </w:rPr>
-              <w:t xml:space="preserve"> 9       0.5  composite  0.0857       0.0758      0.0568         0.6 </w:t>
+              <w:t xml:space="preserve"> 9       0.5  composite  0.0857       0.0758      0.0786         0.75</w:t>
             </w:r>
             <w:r>
               <w:br/>
@@ -32022,7 +32286,7 @@
               <w:rPr>
                 <w:rStyle w:val="VerbatimChar"/>
               </w:rPr>
-              <w:t xml:space="preserve">11       0.8  composite  0.172        0.115       0.0989         0.5 </w:t>
+              <w:t xml:space="preserve">11       0.8  composite  0.172        0.115       0.143          0.75</w:t>
             </w:r>
             <w:r>
               <w:br/>
@@ -32159,6 +32423,23 @@
       </w:r>
       <w:r>
         <w:t xml:space="preserve">-estimates, by more, and its confidence intervals cover the truth far less often.</w:t>
+      </w:r>
+      <w:r>
+        <w:t xml:space="preserve"> </w:t>
+      </w:r>
+      <w:r>
+        <w:t xml:space="preserve">Both arms use the standard error their own likelihood calls for: the composite one is clustered by person, and the joint one comes from the Hessian, which is valid for a genuine likelihood (</w:t>
+      </w:r>
+      <w:hyperlink w:anchor="sec-multiple-biomarkers">
+        <w:r>
+          <w:rPr>
+            <w:rStyle w:val="Hyperlink"/>
+          </w:rPr>
+          <w:t xml:space="preserve">Section 5.11</w:t>
+        </w:r>
+      </w:hyperlink>
+      <w:r>
+        <w:t xml:space="preserve">).</w:t>
       </w:r>
       <w:r>
         <w:t xml:space="preserve"> </w:t>
